--- a/CO-1/CO1_AT2.docx
+++ b/CO-1/CO1_AT2.docx
@@ -2738,6 +2738,9 @@
         <w:br w:type="page"/>
       </w:r>
       <w:r>
+        <w:rPr>
+          <w:noProof/>
+        </w:rPr>
         <w:lastRenderedPageBreak/>
         <w:drawing>
           <wp:inline distT="0" distB="0" distL="0" distR="0" wp14:anchorId="781F0842" wp14:editId="598CD3D2">
@@ -2799,10 +2802,10 @@
             <v:path o:extrusionok="f" gradientshapeok="t" o:connecttype="rect"/>
             <o:lock v:ext="edit" aspectratio="t"/>
           </v:shapetype>
-          <v:shape id="_x0000_i1025" type="#_x0000_t75" style="width:480pt;height:269.35pt" o:ole="">
+          <v:shape id="_x0000_i1025" type="#_x0000_t75" style="width:480pt;height:269.4pt" o:ole="">
             <v:imagedata r:id="rId7" o:title=""/>
           </v:shape>
-          <o:OLEObject Type="Embed" ProgID="PowerPoint.Slide.12" ShapeID="_x0000_i1025" DrawAspect="Content" ObjectID="_1846430255" r:id="rId8"/>
+          <o:OLEObject Type="Embed" ProgID="PowerPoint.Slide.12" ShapeID="_x0000_i1025" DrawAspect="Content" ObjectID="_1847249892" r:id="rId8"/>
         </w:object>
       </w:r>
     </w:p>
@@ -2811,6 +2814,9 @@
         <w:spacing w:after="50"/>
       </w:pPr>
       <w:r>
+        <w:rPr>
+          <w:noProof/>
+        </w:rPr>
         <w:lastRenderedPageBreak/>
         <w:drawing>
           <wp:inline distT="0" distB="0" distL="0" distR="0" wp14:anchorId="1FE5C8E7" wp14:editId="4D58FB44">
@@ -2854,6 +2860,9 @@
         <w:spacing w:after="50"/>
       </w:pPr>
       <w:r>
+        <w:rPr>
+          <w:noProof/>
+        </w:rPr>
         <w:drawing>
           <wp:inline distT="0" distB="0" distL="0" distR="0" wp14:anchorId="25D8257E" wp14:editId="70231EC0">
             <wp:extent cx="6096528" cy="3429297"/>
@@ -2896,6 +2905,9 @@
         <w:spacing w:after="50"/>
       </w:pPr>
       <w:r>
+        <w:rPr>
+          <w:noProof/>
+        </w:rPr>
         <w:lastRenderedPageBreak/>
         <w:drawing>
           <wp:inline distT="0" distB="0" distL="0" distR="0" wp14:anchorId="523E2AE6" wp14:editId="36009D49">
@@ -2939,6 +2951,9 @@
         <w:spacing w:after="50"/>
       </w:pPr>
       <w:r>
+        <w:rPr>
+          <w:noProof/>
+        </w:rPr>
         <w:drawing>
           <wp:inline distT="0" distB="0" distL="0" distR="0" wp14:anchorId="363B5159" wp14:editId="1CAC84C0">
             <wp:extent cx="6096528" cy="3429297"/>
@@ -2981,6 +2996,9 @@
         <w:spacing w:after="50"/>
       </w:pPr>
       <w:r>
+        <w:rPr>
+          <w:noProof/>
+        </w:rPr>
         <w:lastRenderedPageBreak/>
         <w:drawing>
           <wp:inline distT="0" distB="0" distL="0" distR="0" wp14:anchorId="6451D16F" wp14:editId="31DC77A0">
@@ -3024,6 +3042,9 @@
         <w:spacing w:after="50"/>
       </w:pPr>
       <w:r>
+        <w:rPr>
+          <w:noProof/>
+        </w:rPr>
         <w:drawing>
           <wp:inline distT="0" distB="0" distL="0" distR="0" wp14:anchorId="3550C878" wp14:editId="772776E9">
             <wp:extent cx="6096528" cy="3429297"/>
@@ -3066,6 +3087,9 @@
         <w:spacing w:after="50"/>
       </w:pPr>
       <w:r>
+        <w:rPr>
+          <w:noProof/>
+        </w:rPr>
         <w:lastRenderedPageBreak/>
         <w:drawing>
           <wp:inline distT="0" distB="0" distL="0" distR="0" wp14:anchorId="7EA6CA58" wp14:editId="5FAD929E">
@@ -3109,6 +3133,9 @@
         <w:spacing w:after="50"/>
       </w:pPr>
       <w:r>
+        <w:rPr>
+          <w:noProof/>
+        </w:rPr>
         <w:drawing>
           <wp:inline distT="0" distB="0" distL="0" distR="0" wp14:anchorId="3526EC79" wp14:editId="314ABD44">
             <wp:extent cx="6096528" cy="3429297"/>
@@ -3151,6 +3178,9 @@
         <w:spacing w:after="50"/>
       </w:pPr>
       <w:r>
+        <w:rPr>
+          <w:noProof/>
+        </w:rPr>
         <w:lastRenderedPageBreak/>
         <w:drawing>
           <wp:inline distT="0" distB="0" distL="0" distR="0" wp14:anchorId="7EBEBCC4" wp14:editId="765CB85D">
@@ -3194,6 +3224,9 @@
         <w:spacing w:after="50"/>
       </w:pPr>
       <w:r>
+        <w:rPr>
+          <w:noProof/>
+        </w:rPr>
         <w:drawing>
           <wp:inline distT="0" distB="0" distL="0" distR="0" wp14:anchorId="67BFFBC7" wp14:editId="4B2AFBBA">
             <wp:extent cx="6096528" cy="3429297"/>
@@ -3236,6 +3269,9 @@
         <w:spacing w:after="50"/>
       </w:pPr>
       <w:r>
+        <w:rPr>
+          <w:noProof/>
+        </w:rPr>
         <w:lastRenderedPageBreak/>
         <w:drawing>
           <wp:inline distT="0" distB="0" distL="0" distR="0" wp14:anchorId="103C9224" wp14:editId="7EBF276C">
@@ -3279,6 +3315,9 @@
         <w:spacing w:after="50"/>
       </w:pPr>
       <w:r>
+        <w:rPr>
+          <w:noProof/>
+        </w:rPr>
         <w:drawing>
           <wp:inline distT="0" distB="0" distL="0" distR="0" wp14:anchorId="4441149B" wp14:editId="0FC05D05">
             <wp:extent cx="6096528" cy="3429297"/>
@@ -3321,6 +3360,9 @@
         <w:spacing w:after="50"/>
       </w:pPr>
       <w:r>
+        <w:rPr>
+          <w:noProof/>
+        </w:rPr>
         <w:lastRenderedPageBreak/>
         <w:drawing>
           <wp:inline distT="0" distB="0" distL="0" distR="0" wp14:anchorId="68819752" wp14:editId="4E970F69">
@@ -3364,6 +3406,9 @@
         <w:spacing w:after="50"/>
       </w:pPr>
       <w:r>
+        <w:rPr>
+          <w:noProof/>
+        </w:rPr>
         <w:drawing>
           <wp:inline distT="0" distB="0" distL="0" distR="0" wp14:anchorId="1A884500" wp14:editId="78CBD34F">
             <wp:extent cx="6096528" cy="3429297"/>
@@ -3406,6 +3451,9 @@
         <w:spacing w:after="50"/>
       </w:pPr>
       <w:r>
+        <w:rPr>
+          <w:noProof/>
+        </w:rPr>
         <w:lastRenderedPageBreak/>
         <w:drawing>
           <wp:inline distT="0" distB="0" distL="0" distR="0" wp14:anchorId="4876F3CE" wp14:editId="16741136">
@@ -3449,6 +3497,9 @@
         <w:spacing w:after="50"/>
       </w:pPr>
       <w:r>
+        <w:rPr>
+          <w:noProof/>
+        </w:rPr>
         <w:drawing>
           <wp:inline distT="0" distB="0" distL="0" distR="0" wp14:anchorId="1A983D74" wp14:editId="5D7A5492">
             <wp:extent cx="6096528" cy="3429297"/>
@@ -3491,6 +3542,9 @@
         <w:spacing w:after="50"/>
       </w:pPr>
       <w:r>
+        <w:rPr>
+          <w:noProof/>
+        </w:rPr>
         <w:lastRenderedPageBreak/>
         <w:drawing>
           <wp:inline distT="0" distB="0" distL="0" distR="0" wp14:anchorId="63290DF2" wp14:editId="3908F70C">
@@ -6201,26 +6255,19 @@
                 <w:color w:val="1F4E79"/>
               </w:rPr>
             </w:pPr>
-          </w:p>
-        </w:tc>
-        <w:tc>
-          <w:tcPr>
-            <w:tcW w:w="1903" w:type="dxa"/>
-          </w:tcPr>
-          <w:p>
-            <w:pPr>
-              <w:spacing w:after="50"/>
+            <w:r>
               <w:rPr>
                 <w:b/>
                 <w:bCs/>
                 <w:color w:val="1F4E79"/>
               </w:rPr>
-            </w:pPr>
-          </w:p>
-        </w:tc>
-        <w:tc>
-          <w:tcPr>
-            <w:tcW w:w="1313" w:type="dxa"/>
+              <w:t>8</w:t>
+            </w:r>
+          </w:p>
+        </w:tc>
+        <w:tc>
+          <w:tcPr>
+            <w:tcW w:w="1903" w:type="dxa"/>
           </w:tcPr>
           <w:p>
             <w:pPr>
@@ -6231,26 +6278,19 @@
                 <w:color w:val="1F4E79"/>
               </w:rPr>
             </w:pPr>
-          </w:p>
-        </w:tc>
-        <w:tc>
-          <w:tcPr>
-            <w:tcW w:w="1521" w:type="dxa"/>
-          </w:tcPr>
-          <w:p>
-            <w:pPr>
-              <w:spacing w:after="50"/>
+            <w:r>
               <w:rPr>
                 <w:b/>
                 <w:bCs/>
                 <w:color w:val="1F4E79"/>
               </w:rPr>
-            </w:pPr>
-          </w:p>
-        </w:tc>
-        <w:tc>
-          <w:tcPr>
-            <w:tcW w:w="1851" w:type="dxa"/>
+              <w:t>30</w:t>
+            </w:r>
+          </w:p>
+        </w:tc>
+        <w:tc>
+          <w:tcPr>
+            <w:tcW w:w="1313" w:type="dxa"/>
           </w:tcPr>
           <w:p>
             <w:pPr>
@@ -6261,26 +6301,19 @@
                 <w:color w:val="1F4E79"/>
               </w:rPr>
             </w:pPr>
-          </w:p>
-        </w:tc>
-        <w:tc>
-          <w:tcPr>
-            <w:tcW w:w="1667" w:type="dxa"/>
-          </w:tcPr>
-          <w:p>
-            <w:pPr>
-              <w:spacing w:after="50"/>
+            <w:r>
               <w:rPr>
                 <w:b/>
                 <w:bCs/>
                 <w:color w:val="1F4E79"/>
               </w:rPr>
-            </w:pPr>
-          </w:p>
-        </w:tc>
-        <w:tc>
-          <w:tcPr>
-            <w:tcW w:w="935" w:type="dxa"/>
+              <w:t>25</w:t>
+            </w:r>
+          </w:p>
+        </w:tc>
+        <w:tc>
+          <w:tcPr>
+            <w:tcW w:w="1521" w:type="dxa"/>
           </w:tcPr>
           <w:p>
             <w:pPr>
@@ -6291,6 +6324,85 @@
                 <w:color w:val="1F4E79"/>
               </w:rPr>
             </w:pPr>
+            <w:r>
+              <w:rPr>
+                <w:b/>
+                <w:bCs/>
+                <w:color w:val="1F4E79"/>
+              </w:rPr>
+              <w:t>10</w:t>
+            </w:r>
+          </w:p>
+        </w:tc>
+        <w:tc>
+          <w:tcPr>
+            <w:tcW w:w="1851" w:type="dxa"/>
+          </w:tcPr>
+          <w:p>
+            <w:pPr>
+              <w:spacing w:after="50"/>
+              <w:rPr>
+                <w:b/>
+                <w:bCs/>
+                <w:color w:val="1F4E79"/>
+              </w:rPr>
+            </w:pPr>
+            <w:r>
+              <w:rPr>
+                <w:b/>
+                <w:bCs/>
+                <w:color w:val="1F4E79"/>
+              </w:rPr>
+              <w:t>12</w:t>
+            </w:r>
+          </w:p>
+        </w:tc>
+        <w:tc>
+          <w:tcPr>
+            <w:tcW w:w="1667" w:type="dxa"/>
+          </w:tcPr>
+          <w:p>
+            <w:pPr>
+              <w:spacing w:after="50"/>
+              <w:rPr>
+                <w:b/>
+                <w:bCs/>
+                <w:color w:val="1F4E79"/>
+              </w:rPr>
+            </w:pPr>
+            <w:r>
+              <w:rPr>
+                <w:b/>
+                <w:bCs/>
+                <w:color w:val="1F4E79"/>
+              </w:rPr>
+              <w:t>10</w:t>
+            </w:r>
+          </w:p>
+        </w:tc>
+        <w:tc>
+          <w:tcPr>
+            <w:tcW w:w="935" w:type="dxa"/>
+          </w:tcPr>
+          <w:p>
+            <w:pPr>
+              <w:spacing w:after="50"/>
+              <w:rPr>
+                <w:b/>
+                <w:bCs/>
+                <w:color w:val="1F4E79"/>
+              </w:rPr>
+            </w:pPr>
+            <w:r>
+              <w:rPr>
+                <w:b/>
+                <w:bCs/>
+                <w:color w:val="1F4E79"/>
+              </w:rPr>
+              <w:t>97</w:t>
+            </w:r>
+            <w:bookmarkStart w:id="0" w:name="_GoBack"/>
+            <w:bookmarkEnd w:id="0"/>
           </w:p>
         </w:tc>
       </w:tr>
@@ -6529,16 +6641,7 @@
                 <w:sz w:val="18"/>
                 <w:szCs w:val="18"/>
               </w:rPr>
-              <w:t>Signature: ____________</w:t>
-            </w:r>
-            <w:bookmarkStart w:id="0" w:name="_GoBack"/>
-            <w:bookmarkEnd w:id="0"/>
-            <w:r>
-              <w:rPr>
-                <w:sz w:val="18"/>
-                <w:szCs w:val="18"/>
-              </w:rPr>
-              <w:t>___</w:t>
+              <w:t>Signature: _______________</w:t>
             </w:r>
           </w:p>
         </w:tc>
